--- a/Assignments/Physics 441 Assignments 2.docx
+++ b/Assignments/Physics 441 Assignments 2.docx
@@ -12,100 +12,43 @@
         </w:rPr>
       </w:pPr>
       <w:r>
-        <w:t xml:space="preserve">    </w:t>
-      </w:r>
-      <w:r>
-        <w:rPr>
-          <w:sz w:val="22"/>
-          <w:szCs w:val="22"/>
-        </w:rPr>
-        <w:t>Physics 441</w:t>
-      </w:r>
-      <w:r>
-        <w:rPr>
-          <w:sz w:val="22"/>
-          <w:szCs w:val="22"/>
-        </w:rPr>
-        <w:t>/</w:t>
-      </w:r>
-      <w:r>
-        <w:rPr>
-          <w:sz w:val="22"/>
-          <w:szCs w:val="22"/>
-        </w:rPr>
-        <w:t>PCSE 503</w:t>
-      </w:r>
-      <w:r>
-        <w:rPr>
-          <w:sz w:val="22"/>
-          <w:szCs w:val="22"/>
-        </w:rPr>
-        <w:t xml:space="preserve"> Assignment</w:t>
-      </w:r>
-      <w:r>
-        <w:rPr>
-          <w:sz w:val="22"/>
-          <w:szCs w:val="22"/>
-        </w:rPr>
-        <w:t xml:space="preserve"> </w:t>
-      </w:r>
-      <w:r>
-        <w:rPr>
-          <w:sz w:val="22"/>
-          <w:szCs w:val="22"/>
-        </w:rPr>
-        <w:t>2</w:t>
-      </w:r>
-    </w:p>
-    <w:p>
-      <w:pPr>
-        <w:jc w:val="center"/>
-        <w:rPr>
-          <w:sz w:val="22"/>
-          <w:szCs w:val="22"/>
-        </w:rPr>
-      </w:pPr>
-      <w:r>
-        <w:rPr>
-          <w:sz w:val="22"/>
-          <w:szCs w:val="22"/>
-        </w:rPr>
-        <w:t xml:space="preserve">Due Date:  </w:t>
-      </w:r>
-      <w:r>
-        <w:rPr>
-          <w:sz w:val="22"/>
-          <w:szCs w:val="22"/>
-        </w:rPr>
-        <w:t>Wednesday</w:t>
-      </w:r>
-      <w:r>
-        <w:rPr>
-          <w:sz w:val="22"/>
-          <w:szCs w:val="22"/>
-        </w:rPr>
-        <w:t xml:space="preserve">, </w:t>
-      </w:r>
-      <w:r>
-        <w:rPr>
-          <w:sz w:val="22"/>
-          <w:szCs w:val="22"/>
-        </w:rPr>
-        <w:t xml:space="preserve">September </w:t>
-      </w:r>
-      <w:r>
-        <w:rPr>
-          <w:sz w:val="22"/>
-          <w:szCs w:val="22"/>
-        </w:rPr>
-        <w:t>20</w:t>
-      </w:r>
-      <w:r>
-        <w:rPr>
-          <w:sz w:val="22"/>
-          <w:szCs w:val="22"/>
-        </w:rPr>
-        <w:t>, 2023</w:t>
+        <w:t>PHYS 441/541 Assignment 2</w:t>
+      </w:r>
+      <w:r>
+        <w:rPr>
+          <w:sz w:val="22"/>
+          <w:szCs w:val="22"/>
+        </w:rPr>
+      </w:r>
+      <w:r>
+        <w:rPr>
+          <w:sz w:val="22"/>
+          <w:szCs w:val="22"/>
+        </w:rPr>
+      </w:r>
+      <w:r>
+        <w:rPr>
+          <w:sz w:val="22"/>
+          <w:szCs w:val="22"/>
+        </w:rPr>
+      </w:r>
+      <w:r>
+        <w:rPr>
+          <w:sz w:val="22"/>
+          <w:szCs w:val="22"/>
+        </w:rPr>
+      </w:r>
+      <w:r>
+        <w:rPr>
+          <w:sz w:val="22"/>
+          <w:szCs w:val="22"/>
+        </w:rPr>
+      </w:r>
+      <w:r>
+        <w:rPr>
+          <w:sz w:val="22"/>
+          <w:szCs w:val="22"/>
+        </w:rPr>
       </w:r>
     </w:p>
     <w:p>
@@ -159,7 +102,7 @@
           <w:sz w:val="22"/>
           <w:szCs w:val="22"/>
         </w:rPr>
-        <w:t xml:space="preserve">Modify the </w:t>
+        <w:t>Modify the Jupyter Notebook called:</w:t>
       </w:r>
       <w:proofErr w:type="spellStart"/>
       <w:r>
@@ -167,7 +110,6 @@
           <w:sz w:val="22"/>
           <w:szCs w:val="22"/>
         </w:rPr>
-        <w:t>JupyterNotebook</w:t>
       </w:r>
       <w:proofErr w:type="spellEnd"/>
       <w:r>
@@ -175,14 +117,12 @@
           <w:sz w:val="22"/>
           <w:szCs w:val="22"/>
         </w:rPr>
-        <w:t xml:space="preserve"> called</w:t>
-      </w:r>
-      <w:r>
-        <w:rPr>
-          <w:sz w:val="22"/>
-          <w:szCs w:val="22"/>
-        </w:rPr>
-        <w:t>:</w:t>
+      </w:r>
+      <w:r>
+        <w:rPr>
+          <w:sz w:val="22"/>
+          <w:szCs w:val="22"/>
+        </w:rPr>
       </w:r>
     </w:p>
     <w:p>
@@ -198,35 +138,31 @@
           <w:sz w:val="22"/>
           <w:szCs w:val="22"/>
         </w:rPr>
-        <w:t xml:space="preserve"> ~/JupyterNotebooks/Week</w:t>
-      </w:r>
-      <w:r>
-        <w:rPr>
-          <w:sz w:val="22"/>
-          <w:szCs w:val="22"/>
-        </w:rPr>
-        <w:t>3</w:t>
-      </w:r>
-      <w:r>
-        <w:rPr>
-          <w:sz w:val="22"/>
-          <w:szCs w:val="22"/>
-        </w:rPr>
-        <w:t>/</w:t>
-      </w:r>
-      <w:r>
-        <w:rPr>
-          <w:sz w:val="22"/>
-          <w:szCs w:val="22"/>
-        </w:rPr>
-        <w:t>linear_regression_statsmodels_multifactor</w:t>
-      </w:r>
-      <w:r>
-        <w:rPr>
-          <w:sz w:val="22"/>
-          <w:szCs w:val="22"/>
-        </w:rPr>
-        <w:t xml:space="preserve">.ipynb </w:t>
+        <w:t>JupyterNotebooks/Week3/linear_regression_statsmodels_multifactor.ipynb</w:t>
+      </w:r>
+      <w:r>
+        <w:rPr>
+          <w:sz w:val="22"/>
+          <w:szCs w:val="22"/>
+        </w:rPr>
+      </w:r>
+      <w:r>
+        <w:rPr>
+          <w:sz w:val="22"/>
+          <w:szCs w:val="22"/>
+        </w:rPr>
+      </w:r>
+      <w:r>
+        <w:rPr>
+          <w:sz w:val="22"/>
+          <w:szCs w:val="22"/>
+        </w:rPr>
+      </w:r>
+      <w:r>
+        <w:rPr>
+          <w:sz w:val="22"/>
+          <w:szCs w:val="22"/>
+        </w:rPr>
       </w:r>
     </w:p>
     <w:p>
@@ -278,7 +214,7 @@
           <w:sz w:val="22"/>
           <w:szCs w:val="22"/>
         </w:rPr>
-        <w:t>Consider the dataset called auto-mpg.csv (which you will find in the Week3 examples folder).</w:t>
+        <w:t>Consider the dataset JupyterNotebooks/Week3/auto-mpg.csv.</w:t>
       </w:r>
     </w:p>
     <w:p>
@@ -326,7 +262,7 @@
           <w:sz w:val="22"/>
           <w:szCs w:val="22"/>
         </w:rPr>
-        <w:t>Step 2</w:t>
+        <w:t>Step 2: Clean the data. The horsepower column contains nonnumeric and missing values. One approach is to convert the columns to numeric values and replace missing horsepower values with the median of the remaining values:</w:t>
       </w:r>
       <w:proofErr w:type="gramStart"/>
       <w:r>
@@ -334,7 +270,6 @@
           <w:sz w:val="22"/>
           <w:szCs w:val="22"/>
         </w:rPr>
-        <w:t>:  “</w:t>
       </w:r>
       <w:proofErr w:type="gramEnd"/>
       <w:r>
@@ -342,7 +277,6 @@
           <w:sz w:val="22"/>
           <w:szCs w:val="22"/>
         </w:rPr>
-        <w:t xml:space="preserve">Clean” the data.  There are two important aspects to this.  You will find that the ‘horsepower’ data is not a simple integer or </w:t>
       </w:r>
       <w:proofErr w:type="gramStart"/>
       <w:r>
@@ -350,7 +284,6 @@
           <w:sz w:val="22"/>
           <w:szCs w:val="22"/>
         </w:rPr>
-        <w:t>floating point</w:t>
       </w:r>
       <w:proofErr w:type="gramEnd"/>
       <w:r>
@@ -358,7 +291,6 @@
           <w:sz w:val="22"/>
           <w:szCs w:val="22"/>
         </w:rPr>
-        <w:t xml:space="preserve"> number.  In addition, there are some missing values for this column.  One way of dealing with this is to (a) convert the data to a numeric value and then (b) replace </w:t>
       </w:r>
       <w:proofErr w:type="gramStart"/>
       <w:r>
@@ -366,7 +298,6 @@
           <w:sz w:val="22"/>
           <w:szCs w:val="22"/>
         </w:rPr>
-        <w:t>this missing values</w:t>
       </w:r>
       <w:proofErr w:type="gramEnd"/>
       <w:r>
@@ -374,7 +305,6 @@
           <w:sz w:val="22"/>
           <w:szCs w:val="22"/>
         </w:rPr>
-        <w:t xml:space="preserve"> with the mean value of the remaining data:</w:t>
       </w:r>
     </w:p>
     <w:p>
@@ -729,7 +659,7 @@
           <w:sz w:val="22"/>
           <w:szCs w:val="22"/>
         </w:rPr>
-        <w:t>Step 4:  Create and fit a linear regression model that just includes the terms linear in the factors (</w:t>
+        <w:t>Step 4: Create and fit a linear regression model that includes only terms linear in the factors (do not include interaction or higher-order terms). Once fitted, create columns in the data frame for this model's predictions and residuals. Evaluate the model by plotting a histogram of the residuals and calculating their standard deviation.</w:t>
       </w:r>
       <w:proofErr w:type="gramStart"/>
       <w:r>
@@ -737,7 +667,6 @@
           <w:sz w:val="22"/>
           <w:szCs w:val="22"/>
         </w:rPr>
-        <w:t>i.e.</w:t>
       </w:r>
       <w:proofErr w:type="gramEnd"/>
       <w:r>
@@ -745,7 +674,6 @@
           <w:sz w:val="22"/>
           <w:szCs w:val="22"/>
         </w:rPr>
-        <w:t xml:space="preserve"> do not include any </w:t>
       </w:r>
       <w:proofErr w:type="spellStart"/>
       <w:r>
@@ -753,7 +681,6 @@
           <w:sz w:val="22"/>
           <w:szCs w:val="22"/>
         </w:rPr>
-        <w:t>interation</w:t>
       </w:r>
       <w:proofErr w:type="spellEnd"/>
       <w:r>
@@ -761,22 +688,18 @@
           <w:sz w:val="22"/>
           <w:szCs w:val="22"/>
         </w:rPr>
-        <w:t xml:space="preserve"> terms or higher order terms).  Once fit, create a </w:t>
-      </w:r>
-      <w:r>
-        <w:rPr>
-          <w:sz w:val="22"/>
-          <w:szCs w:val="22"/>
-        </w:rPr>
-        <w:t xml:space="preserve">column in the data frame for the predictions and residuals of this model.  As a measure </w:t>
-      </w:r>
-      <w:r>
-        <w:rPr>
-          <w:sz w:val="22"/>
-          <w:szCs w:val="22"/>
-        </w:rPr>
-        <w:lastRenderedPageBreak/>
-        <w:t>of how well this model does, you might create a histogram of the residuals, and extract the standard deviation of the residuals.</w:t>
+      </w:r>
+      <w:r>
+        <w:rPr>
+          <w:sz w:val="22"/>
+          <w:szCs w:val="22"/>
+        </w:rPr>
+      </w:r>
+      <w:r>
+        <w:rPr>
+          <w:sz w:val="22"/>
+          <w:szCs w:val="22"/>
+        </w:rPr>
       </w:r>
     </w:p>
     <w:p>
